--- a/math-test/materials/09_第2章L9_圓錐曲線/工具卡_圓錐曲線.docx
+++ b/math-test/materials/09_第2章L9_圓錐曲線/工具卡_圓錐曲線.docx
@@ -259,22 +259,122 @@
                 <w:sz w:val="21"/>
                 <w:szCs w:val="21"/>
               </w:rPr>
-              <w:t xml:space="preserve">・c² ＝ a² − b²（減）　e ＝ c ÷ a（0＜e＜1）</w:t>
-            </w:r>
-          </w:p>
-          <w:p>
-            <w:pPr>
-              <w:spacing w:line="360" w:lineRule="auto" w:after="80"/>
-              <w:jc w:val="left"/>
-            </w:pPr>
-            <w:r>
-              <w:rPr>
-                <w:rFonts w:ascii="Calibri" w:hAnsi="Calibri" w:eastAsia="微軟正黑體"/>
-                <w:sz w:val="21"/>
-                <w:szCs w:val="21"/>
-              </w:rPr>
-              <w:t xml:space="preserve">・兩準線距離 ＝ 2a² ÷ c</w:t>
-            </w:r>
+              <w:t xml:space="preserve">・</w:t>
+            </w:r>
+            <m:oMath>
+              <m:sSup>
+                <m:e>
+                  <m:r>
+                    <m:t xml:space="preserve">c</m:t>
+                  </m:r>
+                </m:e>
+                <m:sup>
+                  <m:r>
+                    <m:t xml:space="preserve">2</m:t>
+                  </m:r>
+                </m:sup>
+              </m:sSup>
+              <m:r>
+                <m:t xml:space="preserve">=</m:t>
+              </m:r>
+              <m:sSup>
+                <m:e>
+                  <m:r>
+                    <m:t xml:space="preserve">a</m:t>
+                  </m:r>
+                </m:e>
+                <m:sup>
+                  <m:r>
+                    <m:t xml:space="preserve">2</m:t>
+                  </m:r>
+                </m:sup>
+              </m:sSup>
+              <m:r>
+                <m:t xml:space="preserve">−</m:t>
+              </m:r>
+              <m:sSup>
+                <m:e>
+                  <m:r>
+                    <m:t xml:space="preserve">b</m:t>
+                  </m:r>
+                </m:e>
+                <m:sup>
+                  <m:r>
+                    <m:t xml:space="preserve">2</m:t>
+                  </m:r>
+                </m:sup>
+              </m:sSup>
+            </m:oMath>
+            <w:r>
+              <w:rPr>
+                <w:rFonts w:ascii="Calibri" w:hAnsi="Calibri" w:eastAsia="微軟正黑體"/>
+                <w:sz w:val="21"/>
+                <w:szCs w:val="21"/>
+              </w:rPr>
+              <w:t xml:space="preserve">（減）　</w:t>
+            </w:r>
+            <m:oMath>
+              <m:r>
+                <m:t xml:space="preserve">e</m:t>
+              </m:r>
+              <m:r>
+                <m:t xml:space="preserve">=</m:t>
+              </m:r>
+              <m:r>
+                <m:t xml:space="preserve">c</m:t>
+              </m:r>
+              <m:r>
+                <m:t xml:space="preserve">÷</m:t>
+              </m:r>
+              <m:r>
+                <m:t xml:space="preserve">a</m:t>
+              </m:r>
+            </m:oMath>
+            <w:r>
+              <w:rPr>
+                <w:rFonts w:ascii="Calibri" w:hAnsi="Calibri" w:eastAsia="微軟正黑體"/>
+                <w:sz w:val="21"/>
+                <w:szCs w:val="21"/>
+              </w:rPr>
+              <w:t xml:space="preserve">（0＜e＜1）</w:t>
+            </w:r>
+          </w:p>
+          <w:p>
+            <w:pPr>
+              <w:spacing w:line="360" w:lineRule="auto" w:after="80"/>
+              <w:jc w:val="left"/>
+            </w:pPr>
+            <w:r>
+              <w:rPr>
+                <w:rFonts w:ascii="Calibri" w:hAnsi="Calibri" w:eastAsia="微軟正黑體"/>
+                <w:sz w:val="21"/>
+                <w:szCs w:val="21"/>
+              </w:rPr>
+              <w:t xml:space="preserve">・兩準線距離＝</w:t>
+            </w:r>
+            <m:oMath>
+              <m:r>
+                <m:t xml:space="preserve">2</m:t>
+              </m:r>
+              <m:sSup>
+                <m:e>
+                  <m:r>
+                    <m:t xml:space="preserve">a</m:t>
+                  </m:r>
+                </m:e>
+                <m:sup>
+                  <m:r>
+                    <m:t xml:space="preserve">2</m:t>
+                  </m:r>
+                </m:sup>
+              </m:sSup>
+              <m:r>
+                <m:t xml:space="preserve">÷</m:t>
+              </m:r>
+              <m:r>
+                <m:t xml:space="preserve">c</m:t>
+              </m:r>
+            </m:oMath>
           </w:p>
           <w:p>
             <w:pPr>
@@ -480,22 +580,159 @@
                 <w:sz w:val="21"/>
                 <w:szCs w:val="21"/>
               </w:rPr>
-              <w:t xml:space="preserve">・c² ＝ a² + b²（加）　e ＝ c ÷ a（e＞1）</w:t>
-            </w:r>
-          </w:p>
-          <w:p>
-            <w:pPr>
-              <w:spacing w:line="360" w:lineRule="auto" w:after="80"/>
-              <w:jc w:val="left"/>
-            </w:pPr>
-            <w:r>
-              <w:rPr>
-                <w:rFonts w:ascii="Calibri" w:hAnsi="Calibri" w:eastAsia="微軟正黑體"/>
-                <w:sz w:val="21"/>
-                <w:szCs w:val="21"/>
-              </w:rPr>
-              <w:t xml:space="preserve">・漸近線：橫向 y ＝ ±(b÷a)x；縱向 y ＝ ±(a÷b)x</w:t>
-            </w:r>
+              <w:t xml:space="preserve">・</w:t>
+            </w:r>
+            <m:oMath>
+              <m:sSup>
+                <m:e>
+                  <m:r>
+                    <m:t xml:space="preserve">c</m:t>
+                  </m:r>
+                </m:e>
+                <m:sup>
+                  <m:r>
+                    <m:t xml:space="preserve">2</m:t>
+                  </m:r>
+                </m:sup>
+              </m:sSup>
+              <m:r>
+                <m:t xml:space="preserve">=</m:t>
+              </m:r>
+              <m:sSup>
+                <m:e>
+                  <m:r>
+                    <m:t xml:space="preserve">a</m:t>
+                  </m:r>
+                </m:e>
+                <m:sup>
+                  <m:r>
+                    <m:t xml:space="preserve">2</m:t>
+                  </m:r>
+                </m:sup>
+              </m:sSup>
+              <m:r>
+                <m:t xml:space="preserve">+</m:t>
+              </m:r>
+              <m:sSup>
+                <m:e>
+                  <m:r>
+                    <m:t xml:space="preserve">b</m:t>
+                  </m:r>
+                </m:e>
+                <m:sup>
+                  <m:r>
+                    <m:t xml:space="preserve">2</m:t>
+                  </m:r>
+                </m:sup>
+              </m:sSup>
+            </m:oMath>
+            <w:r>
+              <w:rPr>
+                <w:rFonts w:ascii="Calibri" w:hAnsi="Calibri" w:eastAsia="微軟正黑體"/>
+                <w:sz w:val="21"/>
+                <w:szCs w:val="21"/>
+              </w:rPr>
+              <w:t xml:space="preserve">（加）　</w:t>
+            </w:r>
+            <m:oMath>
+              <m:r>
+                <m:t xml:space="preserve">e</m:t>
+              </m:r>
+              <m:r>
+                <m:t xml:space="preserve">=</m:t>
+              </m:r>
+              <m:r>
+                <m:t xml:space="preserve">c</m:t>
+              </m:r>
+              <m:r>
+                <m:t xml:space="preserve">÷</m:t>
+              </m:r>
+              <m:r>
+                <m:t xml:space="preserve">a</m:t>
+              </m:r>
+            </m:oMath>
+            <w:r>
+              <w:rPr>
+                <w:rFonts w:ascii="Calibri" w:hAnsi="Calibri" w:eastAsia="微軟正黑體"/>
+                <w:sz w:val="21"/>
+                <w:szCs w:val="21"/>
+              </w:rPr>
+              <w:t xml:space="preserve">（e＞1）</w:t>
+            </w:r>
+          </w:p>
+          <w:p>
+            <w:pPr>
+              <w:spacing w:line="360" w:lineRule="auto" w:after="80"/>
+              <w:jc w:val="left"/>
+            </w:pPr>
+            <w:r>
+              <w:rPr>
+                <w:rFonts w:ascii="Calibri" w:hAnsi="Calibri" w:eastAsia="微軟正黑體"/>
+                <w:sz w:val="21"/>
+                <w:szCs w:val="21"/>
+              </w:rPr>
+              <w:t xml:space="preserve">・漸近線：橫向 </w:t>
+            </w:r>
+            <m:oMath>
+              <m:r>
+                <m:t xml:space="preserve">y</m:t>
+              </m:r>
+              <m:r>
+                <m:t xml:space="preserve">=±</m:t>
+              </m:r>
+              <m:r>
+                <m:t xml:space="preserve">(</m:t>
+              </m:r>
+              <m:r>
+                <m:t xml:space="preserve">b</m:t>
+              </m:r>
+              <m:r>
+                <m:t xml:space="preserve">÷</m:t>
+              </m:r>
+              <m:r>
+                <m:t xml:space="preserve">a</m:t>
+              </m:r>
+              <m:r>
+                <m:t xml:space="preserve">)</m:t>
+              </m:r>
+              <m:r>
+                <m:t xml:space="preserve">x</m:t>
+              </m:r>
+            </m:oMath>
+            <w:r>
+              <w:rPr>
+                <w:rFonts w:ascii="Calibri" w:hAnsi="Calibri" w:eastAsia="微軟正黑體"/>
+                <w:sz w:val="21"/>
+                <w:szCs w:val="21"/>
+              </w:rPr>
+              <w:t xml:space="preserve">；縱向 </w:t>
+            </w:r>
+            <m:oMath>
+              <m:r>
+                <m:t xml:space="preserve">y</m:t>
+              </m:r>
+              <m:r>
+                <m:t xml:space="preserve">=±</m:t>
+              </m:r>
+              <m:r>
+                <m:t xml:space="preserve">(</m:t>
+              </m:r>
+              <m:r>
+                <m:t xml:space="preserve">a</m:t>
+              </m:r>
+              <m:r>
+                <m:t xml:space="preserve">÷</m:t>
+              </m:r>
+              <m:r>
+                <m:t xml:space="preserve">b</m:t>
+              </m:r>
+              <m:r>
+                <m:t xml:space="preserve">)</m:t>
+              </m:r>
+              <m:r>
+                <m:t xml:space="preserve">x</m:t>
+              </m:r>
+            </m:oMath>
           </w:p>
           <w:p>
             <w:pPr>
